--- a/downloads/sections/t02-l01-two-administrator-applications-example.docx
+++ b/downloads/sections/t02-l01-two-administrator-applications-example.docx
@@ -44,7 +44,7 @@
     </w:p>
     <w:p>
       <w:r>
-        <w:t>confirm. The fetched PDF names JRE 8 updates 421, 451, and 461, and macOS 15 Sequoia, 26 Tahoe, and 27 Golden Gate. Those lines are time-specific.. last checked 2026-10.</w:t>
+        <w:t>confirm. The fetched PDF names JRE 8 updates 421, 451, and 461, and macOS 15 Sequoia, 26 Tahoe, and 27 Golden Gate. Those lines are time-specific. last checked 2026-10.</w:t>
       </w:r>
     </w:p>
   </w:body>
